--- a/mps-nivel-c/oficial/04_registros/AASP_Gerenciador/AASP01_Grupos-Usuarios/PLA-AASP01-001_Plano-de-Projeto.docx
+++ b/mps-nivel-c/oficial/04_registros/AASP_Gerenciador/AASP01_Grupos-Usuarios/PLA-AASP01-001_Plano-de-Projeto.docx
@@ -506,7 +506,7 @@
                 <w:i w:val="0"/>
                 <w:sz w:val="20"/>
               </w:rPr>
-              <w:t>Abraão</w:t>
+              <w:t>Abraão Oliveira</w:t>
             </w:r>
           </w:p>
         </w:tc>
@@ -562,7 +562,7 @@
                 <w:i w:val="0"/>
                 <w:sz w:val="20"/>
               </w:rPr>
-              <w:t>Vigente</w:t>
+              <w:t>Aprovado</w:t>
             </w:r>
           </w:p>
         </w:tc>
@@ -2332,7 +2332,7 @@
                 <w:i w:val="0"/>
                 <w:sz w:val="20"/>
               </w:rPr>
-              <w:t>Abraão (GP) · Cezar Hiraki (TL)</w:t>
+              <w:t>Abraão Oliveira (GP) · Cézar Velázquez (TL)</w:t>
             </w:r>
           </w:p>
         </w:tc>
@@ -2439,7 +2439,7 @@
                 <w:i w:val="0"/>
                 <w:sz w:val="20"/>
               </w:rPr>
-              <w:t>Renan Kiyoshi</w:t>
+              <w:t>Renan Kioshi</w:t>
             </w:r>
           </w:p>
         </w:tc>
@@ -3017,7 +3017,7 @@
                 <w:i w:val="0"/>
                 <w:sz w:val="20"/>
               </w:rPr>
-              <w:t>Abraão</w:t>
+              <w:t>Abraão Oliveira</w:t>
             </w:r>
           </w:p>
         </w:tc>
@@ -3147,7 +3147,7 @@
                 <w:i w:val="0"/>
                 <w:sz w:val="20"/>
               </w:rPr>
-              <w:t>Abraão</w:t>
+              <w:t>Abraão Oliveira</w:t>
             </w:r>
           </w:p>
         </w:tc>
@@ -3282,7 +3282,7 @@
                 <w:i w:val="0"/>
                 <w:sz w:val="20"/>
               </w:rPr>
-              <w:t>Abraão</w:t>
+              <w:t>Abraão Oliveira</w:t>
             </w:r>
           </w:p>
         </w:tc>
@@ -3412,7 +3412,7 @@
                 <w:i w:val="0"/>
                 <w:sz w:val="20"/>
               </w:rPr>
-              <w:t>Abraão</w:t>
+              <w:t>Abraão Oliveira</w:t>
             </w:r>
           </w:p>
         </w:tc>
@@ -4902,7 +4902,7 @@
                 <w:i w:val="0"/>
                 <w:sz w:val="20"/>
               </w:rPr>
-              <w:t>Renan Kiyoshi</w:t>
+              <w:t>Renan Kioshi</w:t>
             </w:r>
           </w:p>
         </w:tc>
@@ -4928,7 +4928,7 @@
                 <w:i w:val="0"/>
                 <w:sz w:val="20"/>
               </w:rPr>
-              <w:t>Cobertura ≥ 70% nos módulos entregues na sprint</w:t>
+              <w:t>Cobertura ≥ 80% nos módulos entregues na sprint</w:t>
             </w:r>
           </w:p>
         </w:tc>
@@ -5008,7 +5008,7 @@
                 <w:i w:val="0"/>
                 <w:sz w:val="20"/>
               </w:rPr>
-              <w:t>Cezar Hiraki</w:t>
+              <w:t>Cézar Velázquez</w:t>
             </w:r>
           </w:p>
         </w:tc>
@@ -5116,7 +5116,7 @@
                 <w:i w:val="0"/>
                 <w:sz w:val="20"/>
               </w:rPr>
-              <w:t>Cezar Hiraki</w:t>
+              <w:t>Cézar Velázquez</w:t>
             </w:r>
           </w:p>
         </w:tc>
@@ -5563,7 +5563,7 @@
                 <w:i w:val="0"/>
                 <w:sz w:val="20"/>
               </w:rPr>
-              <w:t>Cobertura de testes unitários ≥ 70% em todos os módulos</w:t>
+              <w:t>Cobertura de testes unitários ≥ 80% em todos os módulos</w:t>
             </w:r>
           </w:p>
         </w:tc>
@@ -5983,7 +5983,7 @@
           <w:i w:val="0"/>
           <w:sz w:val="22"/>
         </w:rPr>
-        <w:t>Ser avaliada pelo Gerente de Projeto (Abraão) quanto a impacto em prazo, esforço e riscos</w:t>
+        <w:t>Ser avaliada pelo Gerente de Projeto (Abraão Oliveira) quanto a impacto em prazo, esforço e riscos</w:t>
       </w:r>
     </w:p>
     <w:p>
@@ -6025,7 +6025,7 @@
           <w:i w:val="0"/>
           <w:sz w:val="22"/>
         </w:rPr>
-        <w:t>Abraão (Timeware)</w:t>
+        <w:t>Abraão Oliveira (Timeware)</w:t>
       </w:r>
     </w:p>
     <w:p>
@@ -6553,7 +6553,7 @@
                 <w:i w:val="0"/>
                 <w:sz w:val="20"/>
               </w:rPr>
-              <w:t>Abraão</w:t>
+              <w:t>Abraão Oliveira</w:t>
             </w:r>
           </w:p>
         </w:tc>

--- a/mps-nivel-c/oficial/04_registros/AASP_Gerenciador/AASP01_Grupos-Usuarios/PLA-AASP01-001_Plano-de-Projeto.docx
+++ b/mps-nivel-c/oficial/04_registros/AASP_Gerenciador/AASP01_Grupos-Usuarios/PLA-AASP01-001_Plano-de-Projeto.docx
@@ -642,7 +642,7 @@
           <w:i w:val="0"/>
           <w:sz w:val="22"/>
         </w:rPr>
-        <w:t>O escopo deste plano abrange as Sprints 1 a 4 do projeto, conforme detalhado no TAP-AASP01-001 e nos requisitos RF-01 a RF-09 do REQ-AASP01-001.</w:t>
+        <w:t>O escopo deste plano abrange as Sprints 1 a 3 do projeto, conforme detalhado no TAP-AASP01-001 e nos requisitos RF-01 a RF-09 do REQ-AASP01-001.</w:t>
       </w:r>
     </w:p>
     <w:p>
@@ -705,7 +705,7 @@
           <w:i w:val="0"/>
           <w:sz w:val="22"/>
         </w:rPr>
-        <w:t>Acesso ao repositório Azure DevOps concedido antes do início da Sprint 1</w:t>
+        <w:t>Acesso ao repositório GitLab concedido antes do início da Sprint 1</w:t>
       </w:r>
     </w:p>
     <w:p>
@@ -1034,7 +1034,7 @@
                 <w:i w:val="0"/>
                 <w:sz w:val="20"/>
               </w:rPr>
-              <w:t>CRUD grupos (RF-01 a RF-04), Permissões RBAC (RF-05), Vínculos (RF-06) — PRs #11–#15</w:t>
+              <w:t>CRUD grupos (RF-01 a RF-04), Função do usuário (RF-05), Vínculos (RF-06) — MRs !1–!5</w:t>
             </w:r>
           </w:p>
         </w:tc>
@@ -1351,11 +1351,11 @@
             <w:r>
               <w:rPr>
                 <w:rFonts w:ascii="Calibri" w:hAnsi="Calibri"/>
-                <w:b w:val="0"/>
+                <w:b/>
                 <w:i w:val="0"/>
                 <w:sz w:val="20"/>
               </w:rPr>
-              <w:t>Sprint 4</w:t>
+              <w:t>Total</w:t>
             </w:r>
           </w:p>
         </w:tc>
@@ -1376,11 +1376,11 @@
             <w:r>
               <w:rPr>
                 <w:rFonts w:ascii="Calibri" w:hAnsi="Calibri"/>
-                <w:b w:val="0"/>
+                <w:b/>
                 <w:i w:val="0"/>
                 <w:sz w:val="20"/>
               </w:rPr>
-              <w:t>07/07/2026–11/07/2026</w:t>
+              <w:t>19/05–04/07/2026</w:t>
             </w:r>
           </w:p>
         </w:tc>
@@ -1401,11 +1401,11 @@
             <w:r>
               <w:rPr>
                 <w:rFonts w:ascii="Calibri" w:hAnsi="Calibri"/>
-                <w:b w:val="0"/>
+                <w:b/>
                 <w:i w:val="0"/>
                 <w:sz w:val="20"/>
               </w:rPr>
-              <w:t>8</w:t>
+              <w:t>82</w:t>
             </w:r>
           </w:p>
         </w:tc>
@@ -1418,140 +1418,6 @@
               <w:left w:w="100" w:type="dxa"/>
               <w:right w:w="100" w:type="dxa"/>
             </w:tcMar>
-          </w:tcPr>
-          <w:p>
-            <w:pPr>
-              <w:spacing w:before="40" w:after="40"/>
-            </w:pPr>
-            <w:r>
-              <w:rPr>
-                <w:rFonts w:ascii="Calibri" w:hAnsi="Calibri"/>
-                <w:b w:val="0"/>
-                <w:i w:val="0"/>
-                <w:sz w:val="20"/>
-              </w:rPr>
-              <w:t>Encerramento, ajustes finais, entrega formal</w:t>
-            </w:r>
-          </w:p>
-        </w:tc>
-        <w:tc>
-          <w:tcPr>
-            <w:tcW w:type="dxa" w:w="1780"/>
-            <w:tcMar>
-              <w:top w:w="60" w:type="dxa"/>
-              <w:bottom w:w="60" w:type="dxa"/>
-              <w:left w:w="100" w:type="dxa"/>
-              <w:right w:w="100" w:type="dxa"/>
-            </w:tcMar>
-          </w:tcPr>
-          <w:p>
-            <w:pPr>
-              <w:spacing w:before="40" w:after="40"/>
-            </w:pPr>
-            <w:r>
-              <w:rPr>
-                <w:rFonts w:ascii="Calibri" w:hAnsi="Calibri"/>
-                <w:b w:val="0"/>
-                <w:i w:val="0"/>
-                <w:sz w:val="20"/>
-              </w:rPr>
-              <w:t>📋 Planejada</w:t>
-            </w:r>
-          </w:p>
-        </w:tc>
-      </w:tr>
-      <w:tr>
-        <w:trPr>
-          <w:cantSplit w:val="1"/>
-        </w:trPr>
-        <w:tc>
-          <w:tcPr>
-            <w:tcW w:type="dxa" w:w="1780"/>
-            <w:tcMar>
-              <w:top w:w="60" w:type="dxa"/>
-              <w:bottom w:w="60" w:type="dxa"/>
-              <w:left w:w="100" w:type="dxa"/>
-              <w:right w:w="100" w:type="dxa"/>
-            </w:tcMar>
-            <w:shd w:val="clear" w:color="auto" w:fill="EBF5FB"/>
-          </w:tcPr>
-          <w:p>
-            <w:pPr>
-              <w:spacing w:before="40" w:after="40"/>
-            </w:pPr>
-            <w:r>
-              <w:rPr>
-                <w:rFonts w:ascii="Calibri" w:hAnsi="Calibri"/>
-                <w:b/>
-                <w:i w:val="0"/>
-                <w:sz w:val="20"/>
-              </w:rPr>
-              <w:t>Total</w:t>
-            </w:r>
-          </w:p>
-        </w:tc>
-        <w:tc>
-          <w:tcPr>
-            <w:tcW w:type="dxa" w:w="1780"/>
-            <w:tcMar>
-              <w:top w:w="60" w:type="dxa"/>
-              <w:bottom w:w="60" w:type="dxa"/>
-              <w:left w:w="100" w:type="dxa"/>
-              <w:right w:w="100" w:type="dxa"/>
-            </w:tcMar>
-            <w:shd w:val="clear" w:color="auto" w:fill="EBF5FB"/>
-          </w:tcPr>
-          <w:p>
-            <w:pPr>
-              <w:spacing w:before="40" w:after="40"/>
-            </w:pPr>
-            <w:r>
-              <w:rPr>
-                <w:rFonts w:ascii="Calibri" w:hAnsi="Calibri"/>
-                <w:b/>
-                <w:i w:val="0"/>
-                <w:sz w:val="20"/>
-              </w:rPr>
-              <w:t>19/05–11/07/2026</w:t>
-            </w:r>
-          </w:p>
-        </w:tc>
-        <w:tc>
-          <w:tcPr>
-            <w:tcW w:type="dxa" w:w="1780"/>
-            <w:tcMar>
-              <w:top w:w="60" w:type="dxa"/>
-              <w:bottom w:w="60" w:type="dxa"/>
-              <w:left w:w="100" w:type="dxa"/>
-              <w:right w:w="100" w:type="dxa"/>
-            </w:tcMar>
-            <w:shd w:val="clear" w:color="auto" w:fill="EBF5FB"/>
-          </w:tcPr>
-          <w:p>
-            <w:pPr>
-              <w:spacing w:before="40" w:after="40"/>
-            </w:pPr>
-            <w:r>
-              <w:rPr>
-                <w:rFonts w:ascii="Calibri" w:hAnsi="Calibri"/>
-                <w:b/>
-                <w:i w:val="0"/>
-                <w:sz w:val="20"/>
-              </w:rPr>
-              <w:t>90</w:t>
-            </w:r>
-          </w:p>
-        </w:tc>
-        <w:tc>
-          <w:tcPr>
-            <w:tcW w:type="dxa" w:w="1780"/>
-            <w:tcMar>
-              <w:top w:w="60" w:type="dxa"/>
-              <w:bottom w:w="60" w:type="dxa"/>
-              <w:left w:w="100" w:type="dxa"/>
-              <w:right w:w="100" w:type="dxa"/>
-            </w:tcMar>
-            <w:shd w:val="clear" w:color="auto" w:fill="EBF5FB"/>
           </w:tcPr>
           <w:p>
             <w:pPr>
@@ -1577,7 +1443,6 @@
               <w:left w:w="100" w:type="dxa"/>
               <w:right w:w="100" w:type="dxa"/>
             </w:tcMar>
-            <w:shd w:val="clear" w:color="auto" w:fill="EBF5FB"/>
           </w:tcPr>
           <w:p>
             <w:pPr>
@@ -4983,7 +4848,7 @@
                 <w:i w:val="0"/>
                 <w:sz w:val="20"/>
               </w:rPr>
-              <w:t>A cada PR</w:t>
+              <w:t>A cada MR</w:t>
             </w:r>
           </w:p>
         </w:tc>
@@ -5033,7 +4898,7 @@
                 <w:i w:val="0"/>
                 <w:sz w:val="20"/>
               </w:rPr>
-              <w:t>Aprovação formal no Azure DevOps antes do merge</w:t>
+              <w:t>Aprovação formal no GitLab antes do merge</w:t>
             </w:r>
           </w:p>
         </w:tc>
@@ -5197,7 +5062,7 @@
                 <w:i w:val="0"/>
                 <w:sz w:val="20"/>
               </w:rPr>
-              <w:t>Sprint 3 e Sprint 4</w:t>
+              <w:t>Sprint 3</w:t>
             </w:r>
           </w:p>
         </w:tc>
@@ -5918,7 +5783,7 @@
                 <w:i w:val="0"/>
                 <w:sz w:val="20"/>
               </w:rPr>
-              <w:t>Entrega dentro do prazo definido no TAP (até 11/07/2026)</w:t>
+              <w:t>Entrega dentro do prazo definido no TAP (até 04/07/2026)</w:t>
             </w:r>
           </w:p>
         </w:tc>

--- a/mps-nivel-c/oficial/04_registros/AASP_Gerenciador/AASP01_Grupos-Usuarios/PLA-AASP01-001_Plano-de-Projeto.docx
+++ b/mps-nivel-c/oficial/04_registros/AASP_Gerenciador/AASP01_Grupos-Usuarios/PLA-AASP01-001_Plano-de-Projeto.docx
@@ -338,7 +338,7 @@
                 <w:i w:val="0"/>
                 <w:sz w:val="20"/>
               </w:rPr>
-              <w:t>ms.auxo.gruposusuarios</w:t>
+              <w:t>ms.auxo.usuarios</w:t>
             </w:r>
           </w:p>
         </w:tc>
@@ -384,17 +384,8 @@
             </w:tcMar>
           </w:tcPr>
           <w:p>
-            <w:pPr>
-              <w:spacing w:before="40" w:after="40"/>
-            </w:pPr>
             <w:r>
-              <w:rPr>
-                <w:rFonts w:ascii="Calibri" w:hAnsi="Calibri"/>
-                <w:b w:val="0"/>
-                <w:i w:val="0"/>
-                <w:sz w:val="20"/>
-              </w:rPr>
-              <w:t>1.0</w:t>
+              <w:t>1.1</w:t>
             </w:r>
           </w:p>
         </w:tc>
@@ -440,17 +431,8 @@
             </w:tcMar>
           </w:tcPr>
           <w:p>
-            <w:pPr>
-              <w:spacing w:before="40" w:after="40"/>
-            </w:pPr>
             <w:r>
-              <w:rPr>
-                <w:rFonts w:ascii="Calibri" w:hAnsi="Calibri"/>
-                <w:b w:val="0"/>
-                <w:i w:val="0"/>
-                <w:sz w:val="20"/>
-              </w:rPr>
-              <w:t>19/05/2026</w:t>
+              <w:t>24/06/2026</w:t>
             </w:r>
           </w:p>
         </w:tc>
@@ -606,7 +588,7 @@
           <w:i w:val="0"/>
           <w:sz w:val="22"/>
         </w:rPr>
-        <w:t>ms.auxo.gruposusuarios</w:t>
+        <w:t>ms.auxo.usuarios</w:t>
       </w:r>
       <w:r>
         <w:rPr>
@@ -2090,7 +2072,7 @@
                 <w:i w:val="0"/>
                 <w:sz w:val="20"/>
               </w:rPr>
-              <w:t>Leonardo Francisco Pereira</w:t>
+              <w:t>Caroline Sousa</w:t>
             </w:r>
           </w:p>
         </w:tc>
@@ -3252,7 +3234,7 @@
                 <w:i w:val="0"/>
                 <w:sz w:val="20"/>
               </w:rPr>
-              <w:t>Marcos Turnes, Leonardo Francisco Pereira</w:t>
+              <w:t>Marcos Turnes, Caroline Sousa</w:t>
             </w:r>
           </w:p>
         </w:tc>
@@ -5087,7 +5069,7 @@
                 <w:i w:val="0"/>
                 <w:sz w:val="20"/>
               </w:rPr>
-              <w:t>Leonardo Francisco Pereira</w:t>
+              <w:t>Caroline Sousa</w:t>
             </w:r>
           </w:p>
         </w:tc>
@@ -6448,6 +6430,48 @@
           </w:p>
         </w:tc>
       </w:tr>
+      <w:tr>
+        <w:tc>
+          <w:tcPr>
+            <w:tcW w:type="dxa" w:w="2225"/>
+          </w:tcPr>
+          <w:p>
+            <w:r>
+              <w:t>1.1</w:t>
+            </w:r>
+          </w:p>
+        </w:tc>
+        <w:tc>
+          <w:tcPr>
+            <w:tcW w:type="dxa" w:w="2225"/>
+          </w:tcPr>
+          <w:p>
+            <w:r>
+              <w:t>24/06/2026</w:t>
+            </w:r>
+          </w:p>
+        </w:tc>
+        <w:tc>
+          <w:tcPr>
+            <w:tcW w:type="dxa" w:w="2225"/>
+          </w:tcPr>
+          <w:p>
+            <w:r>
+              <w:t>Time de Melhoria Contínua</w:t>
+            </w:r>
+          </w:p>
+        </w:tc>
+        <w:tc>
+          <w:tcPr>
+            <w:tcW w:type="dxa" w:w="2225"/>
+          </w:tcPr>
+          <w:p>
+            <w:r>
+              <w:t>Reconciliação com o estado real do GitLab (produto/repositório ms.auxo.usuarios; framework net5.0 onde aplicável; entregas da Sprint 1 integradas em develop com baseline pela tag sprint-1-aceite).</w:t>
+            </w:r>
+          </w:p>
+        </w:tc>
+      </w:tr>
     </w:tbl>
     <w:p>
       <w:pPr>

--- a/mps-nivel-c/oficial/04_registros/AASP_Gerenciador/AASP01_Grupos-Usuarios/PLA-AASP01-001_Plano-de-Projeto.docx
+++ b/mps-nivel-c/oficial/04_registros/AASP_Gerenciador/AASP01_Grupos-Usuarios/PLA-AASP01-001_Plano-de-Projeto.docx
@@ -2072,7 +2072,7 @@
                 <w:i w:val="0"/>
                 <w:sz w:val="20"/>
               </w:rPr>
-              <w:t>Caroline Sousa</w:t>
+              <w:t>Leonardo Francisco Pereira</w:t>
             </w:r>
           </w:p>
         </w:tc>
@@ -3234,7 +3234,7 @@
                 <w:i w:val="0"/>
                 <w:sz w:val="20"/>
               </w:rPr>
-              <w:t>Marcos Turnes, Caroline Sousa</w:t>
+              <w:t>Marcos Turnes, Leonardo Francisco Pereira</w:t>
             </w:r>
           </w:p>
         </w:tc>
@@ -4775,7 +4775,7 @@
                 <w:i w:val="0"/>
                 <w:sz w:val="20"/>
               </w:rPr>
-              <w:t>Cobertura ≥ 70% nos módulos entregues na sprint</w:t>
+              <w:t>Cobertura ≥ 60% nos módulos entregues na sprint</w:t>
             </w:r>
           </w:p>
         </w:tc>
@@ -5069,7 +5069,7 @@
                 <w:i w:val="0"/>
                 <w:sz w:val="20"/>
               </w:rPr>
-              <w:t>Caroline Sousa</w:t>
+              <w:t>Leonardo Francisco Pereira</w:t>
             </w:r>
           </w:p>
         </w:tc>
@@ -5410,7 +5410,7 @@
                 <w:i w:val="0"/>
                 <w:sz w:val="20"/>
               </w:rPr>
-              <w:t>Cobertura de testes unitários ≥ 70% em todos os módulos</w:t>
+              <w:t>Cobertura de testes unitários ≥ 60% em todos os módulos</w:t>
             </w:r>
           </w:p>
         </w:tc>
